--- a/dev/checklists/hr_admin/校本人事管理政策文件要求清單_DRAFT.docx
+++ b/dev/checklists/hr_admin/校本人事管理政策文件要求清單_DRAFT.docx
@@ -241,7 +241,7 @@
             </w:tcMar>
           </w:tcPr>
           <w:p>
-            <w:hyperlink w:history="1" r:id="rIdkr3ikdirfuvhvwojhzkyd">
+            <w:hyperlink w:history="1" r:id="rIdcfjlt6tj0a5hphof00udc">
               <w:r>
                 <w:rPr>
                   <w:rStyle w:val="Hyperlink"/>
@@ -327,7 +327,7 @@
             </w:tcMar>
           </w:tcPr>
           <w:p>
-            <w:hyperlink w:history="1" r:id="rIdmccqglks0ozt9ylimc4zx">
+            <w:hyperlink w:history="1" r:id="rIdbpotnt00dqssppin9i9mx">
               <w:r>
                 <w:rPr>
                   <w:rStyle w:val="Hyperlink"/>
@@ -413,7 +413,7 @@
             </w:tcMar>
           </w:tcPr>
           <w:p>
-            <w:hyperlink w:history="1" r:id="rIdlirvazcymm8edtvnjsvvq">
+            <w:hyperlink w:history="1" r:id="rIdo3daojmcd_ahrij0gdi1z">
               <w:r>
                 <w:rPr>
                   <w:rStyle w:val="Hyperlink"/>
@@ -499,7 +499,7 @@
             </w:tcMar>
           </w:tcPr>
           <w:p>
-            <w:hyperlink w:history="1" r:id="rIdd1qkhyqtj-zk-izupjxae">
+            <w:hyperlink w:history="1" r:id="rIdgcqy8un-d2ncndqjucy5i">
               <w:r>
                 <w:rPr>
                   <w:rStyle w:val="Hyperlink"/>
@@ -585,7 +585,7 @@
             </w:tcMar>
           </w:tcPr>
           <w:p>
-            <w:hyperlink w:history="1" r:id="rId9sfw2jvmxaxjqcou5jt0o">
+            <w:hyperlink w:history="1" r:id="rIdp5692gtyu5rv0tcl5_-id">
               <w:r>
                 <w:rPr>
                   <w:rStyle w:val="Hyperlink"/>
@@ -671,7 +671,7 @@
             </w:tcMar>
           </w:tcPr>
           <w:p>
-            <w:hyperlink w:history="1" r:id="rIdoeilamkq5a9r3aelr0dy0">
+            <w:hyperlink w:history="1" r:id="rIdsbumcguxbcjm2pjkjmyrn">
               <w:r>
                 <w:rPr>
                   <w:rStyle w:val="Hyperlink"/>
@@ -757,7 +757,7 @@
             </w:tcMar>
           </w:tcPr>
           <w:p>
-            <w:hyperlink w:history="1" r:id="rIdomey3qce_wruiqhfyix0h">
+            <w:hyperlink w:history="1" r:id="rId8kwyt18-jj2jqtx9rexcz">
               <w:r>
                 <w:rPr>
                   <w:rStyle w:val="Hyperlink"/>
@@ -843,7 +843,7 @@
             </w:tcMar>
           </w:tcPr>
           <w:p>
-            <w:hyperlink w:history="1" r:id="rId5psc5-7r58ngp5au0ggcv">
+            <w:hyperlink w:history="1" r:id="rId_7isrshfe-dp5hc4pmmbq">
               <w:r>
                 <w:rPr>
                   <w:rStyle w:val="Hyperlink"/>
@@ -929,7 +929,7 @@
             </w:tcMar>
           </w:tcPr>
           <w:p>
-            <w:hyperlink w:history="1" r:id="rIdjinzjsaaxv0hfld6qy2qt">
+            <w:hyperlink w:history="1" r:id="rIdn0srmk3u5cr2ilxsmgj7k">
               <w:r>
                 <w:rPr>
                   <w:rStyle w:val="Hyperlink"/>
@@ -1015,7 +1015,7 @@
             </w:tcMar>
           </w:tcPr>
           <w:p>
-            <w:hyperlink w:history="1" r:id="rIdju8cawcnxxjv-9ogvyxsg">
+            <w:hyperlink w:history="1" r:id="rIdykyxsfw6lk026zzrkfv1o">
               <w:r>
                 <w:rPr>
                   <w:rStyle w:val="Hyperlink"/>
@@ -1101,7 +1101,7 @@
             </w:tcMar>
           </w:tcPr>
           <w:p>
-            <w:hyperlink w:history="1" r:id="rIdaoswiiod8x78gd89yelyu">
+            <w:hyperlink w:history="1" r:id="rIdrux8qpkg2ft3x8bja0uub">
               <w:r>
                 <w:rPr>
                   <w:rStyle w:val="Hyperlink"/>
@@ -1187,7 +1187,7 @@
             </w:tcMar>
           </w:tcPr>
           <w:p>
-            <w:hyperlink w:history="1" r:id="rIdspowrc-l5-d06e0rtfxku">
+            <w:hyperlink w:history="1" r:id="rIdr3tmtiokjsiwsn5iggbxk">
               <w:r>
                 <w:rPr>
                   <w:rStyle w:val="Hyperlink"/>
@@ -1273,7 +1273,7 @@
             </w:tcMar>
           </w:tcPr>
           <w:p>
-            <w:hyperlink w:history="1" r:id="rIde4cdw1l3djeitpznyf0p8">
+            <w:hyperlink w:history="1" r:id="rIdmanfwsz06jbyleapytwxl">
               <w:r>
                 <w:rPr>
                   <w:rStyle w:val="Hyperlink"/>
@@ -1359,7 +1359,7 @@
             </w:tcMar>
           </w:tcPr>
           <w:p>
-            <w:hyperlink w:history="1" r:id="rIdy84bmj1uieiiu_oe3djxg">
+            <w:hyperlink w:history="1" r:id="rIdioyn7hlbx5khf744v9gsy">
               <w:r>
                 <w:rPr>
                   <w:rStyle w:val="Hyperlink"/>
@@ -1445,7 +1445,7 @@
             </w:tcMar>
           </w:tcPr>
           <w:p>
-            <w:hyperlink w:history="1" r:id="rIdhkmph9zb2svo5o__31zs9">
+            <w:hyperlink w:history="1" r:id="rIdknqntldbxhiwc9hlqtms7">
               <w:r>
                 <w:rPr>
                   <w:rStyle w:val="Hyperlink"/>
@@ -1531,7 +1531,7 @@
             </w:tcMar>
           </w:tcPr>
           <w:p>
-            <w:hyperlink w:history="1" r:id="rIdv0tmwhsa2-vqyygas1ceo">
+            <w:hyperlink w:history="1" r:id="rIdgr-fe1lcxgyyxqz866ipe">
               <w:r>
                 <w:rPr>
                   <w:rStyle w:val="Hyperlink"/>
@@ -2664,7 +2664,7 @@
         </w:rPr>
         <w:t xml:space="preserve">出處：</w:t>
       </w:r>
-      <w:hyperlink w:history="1" r:id="rIdlbry4aaytegwzsy8-gwj3">
+      <w:hyperlink w:history="1" r:id="rIdkrrs47zbplb4coihcirdy">
         <w:r>
           <w:rPr>
             <w:rStyle w:val="Hyperlink"/>
@@ -2740,7 +2740,7 @@
         </w:rPr>
         <w:t xml:space="preserve">出處：</w:t>
       </w:r>
-      <w:hyperlink w:history="1" r:id="rIds1ufnsfgl9lnsbyjebuff">
+      <w:hyperlink w:history="1" r:id="rIdey4jq67jqwj80l5v1rmbc">
         <w:r>
           <w:rPr>
             <w:rStyle w:val="Hyperlink"/>
@@ -2816,7 +2816,7 @@
         </w:rPr>
         <w:t xml:space="preserve">出處：</w:t>
       </w:r>
-      <w:hyperlink w:history="1" r:id="rId2jszwzi4il9_-pizhtqde">
+      <w:hyperlink w:history="1" r:id="rIdhuzygj_ieykrka0qwwsgs">
         <w:r>
           <w:rPr>
             <w:rStyle w:val="Hyperlink"/>
@@ -2892,7 +2892,7 @@
         </w:rPr>
         <w:t xml:space="preserve">出處：</w:t>
       </w:r>
-      <w:hyperlink w:history="1" r:id="rIdped0cjsg0bbe8lvucvhjt">
+      <w:hyperlink w:history="1" r:id="rIdssaxa_1fgywrf823ntckv">
         <w:r>
           <w:rPr>
             <w:rStyle w:val="Hyperlink"/>
@@ -2968,7 +2968,7 @@
         </w:rPr>
         <w:t xml:space="preserve">出處：</w:t>
       </w:r>
-      <w:hyperlink w:history="1" r:id="rIdc4t9l12rfymikhcmqmrwd">
+      <w:hyperlink w:history="1" r:id="rIdquaudrym7ix3ioa1k5qus">
         <w:r>
           <w:rPr>
             <w:rStyle w:val="Hyperlink"/>
@@ -3044,7 +3044,7 @@
         </w:rPr>
         <w:t xml:space="preserve">出處：</w:t>
       </w:r>
-      <w:hyperlink w:history="1" r:id="rIdqwsmjzg4t4ghinbele6_7">
+      <w:hyperlink w:history="1" r:id="rIdg_ygib-rjqydglre7xt8l">
         <w:r>
           <w:rPr>
             <w:rStyle w:val="Hyperlink"/>
@@ -3120,7 +3120,7 @@
         </w:rPr>
         <w:t xml:space="preserve">出處：</w:t>
       </w:r>
-      <w:hyperlink w:history="1" r:id="rIdg55bria0jzdc0hvog4ltx">
+      <w:hyperlink w:history="1" r:id="rIdx5bi1b3dbtnsdhhsu7smm">
         <w:r>
           <w:rPr>
             <w:rStyle w:val="Hyperlink"/>
@@ -3196,7 +3196,7 @@
         </w:rPr>
         <w:t xml:space="preserve">出處：</w:t>
       </w:r>
-      <w:hyperlink w:history="1" r:id="rIdafrbpigdfpzvlypmvazpo">
+      <w:hyperlink w:history="1" r:id="rIddxau7kfbfmpvophxblzdm">
         <w:r>
           <w:rPr>
             <w:rStyle w:val="Hyperlink"/>
@@ -3272,7 +3272,7 @@
         </w:rPr>
         <w:t xml:space="preserve">出處：</w:t>
       </w:r>
-      <w:hyperlink w:history="1" r:id="rIdiu5gfkta5ln0tbli2xuqi">
+      <w:hyperlink w:history="1" r:id="rIdkrm8gpkj3lwnmnntsfdek">
         <w:r>
           <w:rPr>
             <w:rStyle w:val="Hyperlink"/>
@@ -3348,7 +3348,7 @@
         </w:rPr>
         <w:t xml:space="preserve">出處：</w:t>
       </w:r>
-      <w:hyperlink w:history="1" r:id="rIdr70iu-ly_9o6txdrv6yvk">
+      <w:hyperlink w:history="1" r:id="rIdguxzmbjwhzurl_evfcfoi">
         <w:r>
           <w:rPr>
             <w:rStyle w:val="Hyperlink"/>
@@ -3424,7 +3424,7 @@
         </w:rPr>
         <w:t xml:space="preserve">出處：</w:t>
       </w:r>
-      <w:hyperlink w:history="1" r:id="rIdicremusr_wyep6staduek">
+      <w:hyperlink w:history="1" r:id="rIdhqtxus7hs6avjjq-mvoe5">
         <w:r>
           <w:rPr>
             <w:rStyle w:val="Hyperlink"/>
@@ -3500,7 +3500,7 @@
         </w:rPr>
         <w:t xml:space="preserve">出處：</w:t>
       </w:r>
-      <w:hyperlink w:history="1" r:id="rIdj_dwhqztpbabwhmdbexgd">
+      <w:hyperlink w:history="1" r:id="rIdiw1gc5tf3crwj0umnnct-">
         <w:r>
           <w:rPr>
             <w:rStyle w:val="Hyperlink"/>
@@ -3576,7 +3576,7 @@
         </w:rPr>
         <w:t xml:space="preserve">出處：</w:t>
       </w:r>
-      <w:hyperlink w:history="1" r:id="rIdha07sjbhmaynlo8ifvzul">
+      <w:hyperlink w:history="1" r:id="rIdlmmulddnjzhvwisa4cv_3">
         <w:r>
           <w:rPr>
             <w:rStyle w:val="Hyperlink"/>
@@ -3652,7 +3652,7 @@
         </w:rPr>
         <w:t xml:space="preserve">出處：</w:t>
       </w:r>
-      <w:hyperlink w:history="1" r:id="rId7qqt9xloiub1zjpbishns">
+      <w:hyperlink w:history="1" r:id="rId4u3mrbxklwrdd1kqrtghd">
         <w:r>
           <w:rPr>
             <w:rStyle w:val="Hyperlink"/>
@@ -3728,7 +3728,7 @@
         </w:rPr>
         <w:t xml:space="preserve">出處：</w:t>
       </w:r>
-      <w:hyperlink w:history="1" r:id="rId1bwmkcef599t8ve6y-kpp">
+      <w:hyperlink w:history="1" r:id="rId6lbwznat-ryapmzqmfnup">
         <w:r>
           <w:rPr>
             <w:rStyle w:val="Hyperlink"/>
@@ -3804,7 +3804,7 @@
         </w:rPr>
         <w:t xml:space="preserve">出處：</w:t>
       </w:r>
-      <w:hyperlink w:history="1" r:id="rIdm4bcki9j4qku9vswsem_a">
+      <w:hyperlink w:history="1" r:id="rIdgilwr42jlbfuuysfsw0o6">
         <w:r>
           <w:rPr>
             <w:rStyle w:val="Hyperlink"/>
@@ -3880,7 +3880,7 @@
         </w:rPr>
         <w:t xml:space="preserve">出處：</w:t>
       </w:r>
-      <w:hyperlink w:history="1" r:id="rIduk1i-wy6bu6yehxofaoll">
+      <w:hyperlink w:history="1" r:id="rIdtn2frlcuzaka52mc0bkfv">
         <w:r>
           <w:rPr>
             <w:rStyle w:val="Hyperlink"/>
@@ -3956,7 +3956,7 @@
         </w:rPr>
         <w:t xml:space="preserve">出處：</w:t>
       </w:r>
-      <w:hyperlink w:history="1" r:id="rIdr8s-nl1_ceewx3lhyucsr">
+      <w:hyperlink w:history="1" r:id="rIdmw_n-c2abp2zrhxdn0dyc">
         <w:r>
           <w:rPr>
             <w:rStyle w:val="Hyperlink"/>
@@ -4032,7 +4032,7 @@
         </w:rPr>
         <w:t xml:space="preserve">出處：</w:t>
       </w:r>
-      <w:hyperlink w:history="1" r:id="rIdvsnyiykoo8yhb74iy7xja">
+      <w:hyperlink w:history="1" r:id="rId7afugwu1qsjw2lsgqjibb">
         <w:r>
           <w:rPr>
             <w:rStyle w:val="Hyperlink"/>
@@ -4108,7 +4108,7 @@
         </w:rPr>
         <w:t xml:space="preserve">出處：</w:t>
       </w:r>
-      <w:hyperlink w:history="1" r:id="rIdy097sqb1-lgmuycw9yli3">
+      <w:hyperlink w:history="1" r:id="rId-_q7j2ocosgcyrpklls5b">
         <w:r>
           <w:rPr>
             <w:rStyle w:val="Hyperlink"/>
@@ -4184,7 +4184,7 @@
         </w:rPr>
         <w:t xml:space="preserve">出處：</w:t>
       </w:r>
-      <w:hyperlink w:history="1" r:id="rIdcawojhatvw_iooqk9ltvd">
+      <w:hyperlink w:history="1" r:id="rIdcaukey9_uikfsvju6iz2n">
         <w:r>
           <w:rPr>
             <w:rStyle w:val="Hyperlink"/>
@@ -4260,7 +4260,7 @@
         </w:rPr>
         <w:t xml:space="preserve">出處：</w:t>
       </w:r>
-      <w:hyperlink w:history="1" r:id="rIdbevqeb-6lo7hec89bjhvo">
+      <w:hyperlink w:history="1" r:id="rId6z3jhzzoifty8oywmwov7">
         <w:r>
           <w:rPr>
             <w:rStyle w:val="Hyperlink"/>
@@ -4336,7 +4336,7 @@
         </w:rPr>
         <w:t xml:space="preserve">出處：</w:t>
       </w:r>
-      <w:hyperlink w:history="1" r:id="rIduywjukvvhpykqcvsejg5x">
+      <w:hyperlink w:history="1" r:id="rIdfkh2zljpelphzphood5ai">
         <w:r>
           <w:rPr>
             <w:rStyle w:val="Hyperlink"/>
@@ -4412,7 +4412,7 @@
         </w:rPr>
         <w:t xml:space="preserve">出處：</w:t>
       </w:r>
-      <w:hyperlink w:history="1" r:id="rIdkzfe2mbtktqflr1q8oxpr">
+      <w:hyperlink w:history="1" r:id="rIdhdouylkipgjm_bg33kv23">
         <w:r>
           <w:rPr>
             <w:rStyle w:val="Hyperlink"/>
@@ -4488,7 +4488,7 @@
         </w:rPr>
         <w:t xml:space="preserve">出處：</w:t>
       </w:r>
-      <w:hyperlink w:history="1" r:id="rIdh6g1k8bvkf1lq7-vwflfz">
+      <w:hyperlink w:history="1" r:id="rIdbwjywbyede0vgrqpawhyk">
         <w:r>
           <w:rPr>
             <w:rStyle w:val="Hyperlink"/>
@@ -4564,7 +4564,7 @@
         </w:rPr>
         <w:t xml:space="preserve">出處：</w:t>
       </w:r>
-      <w:hyperlink w:history="1" r:id="rIdu5q2k592zgseciuwrdg5o">
+      <w:hyperlink w:history="1" r:id="rId0yszawv_njpixyf9alwjj">
         <w:r>
           <w:rPr>
             <w:rStyle w:val="Hyperlink"/>
@@ -4640,7 +4640,7 @@
         </w:rPr>
         <w:t xml:space="preserve">出處：</w:t>
       </w:r>
-      <w:hyperlink w:history="1" r:id="rIdgcepa0g8fifq2ku-ukdu9">
+      <w:hyperlink w:history="1" r:id="rIdxugwfj8pkdb5qevzle3ez">
         <w:r>
           <w:rPr>
             <w:rStyle w:val="Hyperlink"/>
@@ -4716,7 +4716,7 @@
         </w:rPr>
         <w:t xml:space="preserve">出處：</w:t>
       </w:r>
-      <w:hyperlink w:history="1" r:id="rIdnzf3e6wztyf3xgmnkqckn">
+      <w:hyperlink w:history="1" r:id="rIdttmecawsfslzqkmj2axjn">
         <w:r>
           <w:rPr>
             <w:rStyle w:val="Hyperlink"/>
@@ -4792,7 +4792,7 @@
         </w:rPr>
         <w:t xml:space="preserve">出處：</w:t>
       </w:r>
-      <w:hyperlink w:history="1" r:id="rId9ga5sxfqg8qvkojwxscxp">
+      <w:hyperlink w:history="1" r:id="rIdbcd2smc04amgxwtajmexs">
         <w:r>
           <w:rPr>
             <w:rStyle w:val="Hyperlink"/>
@@ -4868,7 +4868,7 @@
         </w:rPr>
         <w:t xml:space="preserve">出處：</w:t>
       </w:r>
-      <w:hyperlink w:history="1" r:id="rIdqjua8idb2ydrk0sikyhgp">
+      <w:hyperlink w:history="1" r:id="rIdp6vc1pgcwfemu23zlsnzb">
         <w:r>
           <w:rPr>
             <w:rStyle w:val="Hyperlink"/>
@@ -4944,7 +4944,7 @@
         </w:rPr>
         <w:t xml:space="preserve">出處：</w:t>
       </w:r>
-      <w:hyperlink w:history="1" r:id="rIdhzj_9cgbxaqculd7w8dx-">
+      <w:hyperlink w:history="1" r:id="rIdu9qoa38axsqvt1589pyxt">
         <w:r>
           <w:rPr>
             <w:rStyle w:val="Hyperlink"/>
@@ -5020,7 +5020,7 @@
         </w:rPr>
         <w:t xml:space="preserve">出處：</w:t>
       </w:r>
-      <w:hyperlink w:history="1" r:id="rIdlzb-nsj2wm9l1byuk98nz">
+      <w:hyperlink w:history="1" r:id="rId8drjh5xpbsqnbw4vi58l4">
         <w:r>
           <w:rPr>
             <w:rStyle w:val="Hyperlink"/>
@@ -5096,7 +5096,7 @@
         </w:rPr>
         <w:t xml:space="preserve">出處：</w:t>
       </w:r>
-      <w:hyperlink w:history="1" r:id="rIdijqbxyh_wcchwpoaunhsw">
+      <w:hyperlink w:history="1" r:id="rIdh0-ajq42ary7k9npn7_if">
         <w:r>
           <w:rPr>
             <w:rStyle w:val="Hyperlink"/>
@@ -5172,7 +5172,7 @@
         </w:rPr>
         <w:t xml:space="preserve">出處：</w:t>
       </w:r>
-      <w:hyperlink w:history="1" r:id="rId0fjw34j84__crovvuzuks">
+      <w:hyperlink w:history="1" r:id="rIdij5xhah7nsk-ojqxajix4">
         <w:r>
           <w:rPr>
             <w:rStyle w:val="Hyperlink"/>
@@ -5248,7 +5248,7 @@
         </w:rPr>
         <w:t xml:space="preserve">出處：</w:t>
       </w:r>
-      <w:hyperlink w:history="1" r:id="rIdectvkg5mukm3hppqr9mov">
+      <w:hyperlink w:history="1" r:id="rId4ahtll0hgu2m4vkvkamz0">
         <w:r>
           <w:rPr>
             <w:rStyle w:val="Hyperlink"/>
@@ -5324,7 +5324,7 @@
         </w:rPr>
         <w:t xml:space="preserve">出處：</w:t>
       </w:r>
-      <w:hyperlink w:history="1" r:id="rIdx_z1_c-jslquai22ron0h">
+      <w:hyperlink w:history="1" r:id="rIdpuya2fh8erz3xebwfpjtk">
         <w:r>
           <w:rPr>
             <w:rStyle w:val="Hyperlink"/>
@@ -5400,7 +5400,7 @@
         </w:rPr>
         <w:t xml:space="preserve">出處：</w:t>
       </w:r>
-      <w:hyperlink w:history="1" r:id="rIdg-lv5zdpsj9wbukpk8hjr">
+      <w:hyperlink w:history="1" r:id="rId4jtcmce6o5mcuw88oyuqp">
         <w:r>
           <w:rPr>
             <w:rStyle w:val="Hyperlink"/>
@@ -5476,7 +5476,7 @@
         </w:rPr>
         <w:t xml:space="preserve">出處：</w:t>
       </w:r>
-      <w:hyperlink w:history="1" r:id="rId2-nzv1wj_5mhzmw86hixs">
+      <w:hyperlink w:history="1" r:id="rIddp64jiolbhyuou84qvfsg">
         <w:r>
           <w:rPr>
             <w:rStyle w:val="Hyperlink"/>
@@ -5552,7 +5552,7 @@
         </w:rPr>
         <w:t xml:space="preserve">出處：</w:t>
       </w:r>
-      <w:hyperlink w:history="1" r:id="rIdciriuzearc6nu6qy3i_gp">
+      <w:hyperlink w:history="1" r:id="rIdlgl_fylbbelyzwlq_oets">
         <w:r>
           <w:rPr>
             <w:rStyle w:val="Hyperlink"/>
@@ -5628,7 +5628,7 @@
         </w:rPr>
         <w:t xml:space="preserve">出處：</w:t>
       </w:r>
-      <w:hyperlink w:history="1" r:id="rId6eghmoztapwg-yl_znboz">
+      <w:hyperlink w:history="1" r:id="rId3-nxfqcmojfjuolfannpy">
         <w:r>
           <w:rPr>
             <w:rStyle w:val="Hyperlink"/>
@@ -5704,7 +5704,7 @@
         </w:rPr>
         <w:t xml:space="preserve">出處：</w:t>
       </w:r>
-      <w:hyperlink w:history="1" r:id="rIdmzwoijjwpn0syrbs8jth9">
+      <w:hyperlink w:history="1" r:id="rIdcf8wh0ygsubcgjoo_-h3x">
         <w:r>
           <w:rPr>
             <w:rStyle w:val="Hyperlink"/>
@@ -5780,7 +5780,7 @@
         </w:rPr>
         <w:t xml:space="preserve">出處：</w:t>
       </w:r>
-      <w:hyperlink w:history="1" r:id="rIdxv4usmby9noekz-cvw7th">
+      <w:hyperlink w:history="1" r:id="rIdaayscphmutadvhycbko6s">
         <w:r>
           <w:rPr>
             <w:rStyle w:val="Hyperlink"/>
@@ -5856,7 +5856,7 @@
         </w:rPr>
         <w:t xml:space="preserve">出處：</w:t>
       </w:r>
-      <w:hyperlink w:history="1" r:id="rIdwfakw2jta0xwurqda9x10">
+      <w:hyperlink w:history="1" r:id="rIdmm8vuxsqgynwjkzt-jijq">
         <w:r>
           <w:rPr>
             <w:rStyle w:val="Hyperlink"/>
@@ -5932,7 +5932,7 @@
         </w:rPr>
         <w:t xml:space="preserve">出處：</w:t>
       </w:r>
-      <w:hyperlink w:history="1" r:id="rId5ujnfoxpyr72o5gdcoe9a">
+      <w:hyperlink w:history="1" r:id="rIddv6ypf6oedrxpjqo-cc22">
         <w:r>
           <w:rPr>
             <w:rStyle w:val="Hyperlink"/>
@@ -6008,7 +6008,7 @@
         </w:rPr>
         <w:t xml:space="preserve">出處：</w:t>
       </w:r>
-      <w:hyperlink w:history="1" r:id="rIdq6pluodpq9nqs5_0psd5u">
+      <w:hyperlink w:history="1" r:id="rId_dmpfq41kn3tdly7ycrx9">
         <w:r>
           <w:rPr>
             <w:rStyle w:val="Hyperlink"/>
@@ -6084,7 +6084,7 @@
         </w:rPr>
         <w:t xml:space="preserve">出處：</w:t>
       </w:r>
-      <w:hyperlink w:history="1" r:id="rIdhvx61-sx96z52w87lrzxs">
+      <w:hyperlink w:history="1" r:id="rId_fz3gqhuy0mqotacfcpxs">
         <w:r>
           <w:rPr>
             <w:rStyle w:val="Hyperlink"/>
@@ -6160,7 +6160,7 @@
         </w:rPr>
         <w:t xml:space="preserve">出處：</w:t>
       </w:r>
-      <w:hyperlink w:history="1" r:id="rIdf9xswskx6sdgxqula1qgi">
+      <w:hyperlink w:history="1" r:id="rIdclaywf4jihh0ue2ol2t-f">
         <w:r>
           <w:rPr>
             <w:rStyle w:val="Hyperlink"/>
@@ -6236,7 +6236,7 @@
         </w:rPr>
         <w:t xml:space="preserve">出處：</w:t>
       </w:r>
-      <w:hyperlink w:history="1" r:id="rIdaxb_jjj6t0qh9vubamkje">
+      <w:hyperlink w:history="1" r:id="rIdqpqgohbi317vwxccdcxqu">
         <w:r>
           <w:rPr>
             <w:rStyle w:val="Hyperlink"/>
@@ -6312,7 +6312,7 @@
         </w:rPr>
         <w:t xml:space="preserve">出處：</w:t>
       </w:r>
-      <w:hyperlink w:history="1" r:id="rIdfgyjw1hguorhagoqlypy3">
+      <w:hyperlink w:history="1" r:id="rIdnybregzolwzl5s5twsyi6">
         <w:r>
           <w:rPr>
             <w:rStyle w:val="Hyperlink"/>
@@ -6404,7 +6404,7 @@
         </w:rPr>
         <w:t xml:space="preserve">出處：</w:t>
       </w:r>
-      <w:hyperlink w:history="1" r:id="rIdh0t78g_af7slpfq4w8bql">
+      <w:hyperlink w:history="1" r:id="rIdtsfxtrrsjzc6-fsjek-ab">
         <w:r>
           <w:rPr>
             <w:rStyle w:val="Hyperlink"/>
@@ -6480,7 +6480,7 @@
         </w:rPr>
         <w:t xml:space="preserve">出處：</w:t>
       </w:r>
-      <w:hyperlink w:history="1" r:id="rIdabxmvjilcbos7j5kun2vu">
+      <w:hyperlink w:history="1" r:id="rIdvi7ap9cob7k232l-lkq6u">
         <w:r>
           <w:rPr>
             <w:rStyle w:val="Hyperlink"/>
@@ -6556,7 +6556,7 @@
         </w:rPr>
         <w:t xml:space="preserve">出處：</w:t>
       </w:r>
-      <w:hyperlink w:history="1" r:id="rId3yjhx8j6kwdygko_dakuk">
+      <w:hyperlink w:history="1" r:id="rIdqo8aclx-9492le4mhezej">
         <w:r>
           <w:rPr>
             <w:rStyle w:val="Hyperlink"/>
@@ -6632,7 +6632,7 @@
         </w:rPr>
         <w:t xml:space="preserve">出處：</w:t>
       </w:r>
-      <w:hyperlink w:history="1" r:id="rIdhryq6ahyhqtky253wg6l9">
+      <w:hyperlink w:history="1" r:id="rIdf9pu6gmcpynyfbbgb7mq1">
         <w:r>
           <w:rPr>
             <w:rStyle w:val="Hyperlink"/>
@@ -6708,7 +6708,7 @@
         </w:rPr>
         <w:t xml:space="preserve">出處：</w:t>
       </w:r>
-      <w:hyperlink w:history="1" r:id="rIdsij1_unli7ib8zxoll9ew">
+      <w:hyperlink w:history="1" r:id="rIdchb_7iuuvmw2bt8mw9apc">
         <w:r>
           <w:rPr>
             <w:rStyle w:val="Hyperlink"/>
@@ -6784,7 +6784,7 @@
         </w:rPr>
         <w:t xml:space="preserve">出處：</w:t>
       </w:r>
-      <w:hyperlink w:history="1" r:id="rIds09yb6cb_j3z9eitk6vho">
+      <w:hyperlink w:history="1" r:id="rIdk7slhjbmsbepsionxhu8m">
         <w:r>
           <w:rPr>
             <w:rStyle w:val="Hyperlink"/>
@@ -6860,7 +6860,7 @@
         </w:rPr>
         <w:t xml:space="preserve">出處：</w:t>
       </w:r>
-      <w:hyperlink w:history="1" r:id="rIdkoqyc0zcupsep6ptjhwee">
+      <w:hyperlink w:history="1" r:id="rIdegoqtqasr8mjlqfqw0bwe">
         <w:r>
           <w:rPr>
             <w:rStyle w:val="Hyperlink"/>
@@ -6936,7 +6936,7 @@
         </w:rPr>
         <w:t xml:space="preserve">出處：</w:t>
       </w:r>
-      <w:hyperlink w:history="1" r:id="rIdksbswpy1swxcgnikaxehh">
+      <w:hyperlink w:history="1" r:id="rId0x8fbhr4xehchwpcy5iei">
         <w:r>
           <w:rPr>
             <w:rStyle w:val="Hyperlink"/>
@@ -7012,7 +7012,7 @@
         </w:rPr>
         <w:t xml:space="preserve">出處：</w:t>
       </w:r>
-      <w:hyperlink w:history="1" r:id="rIdq9ndkyyjopeb7og50dbs2">
+      <w:hyperlink w:history="1" r:id="rIdys46cf_kbkxukapsxdsme">
         <w:r>
           <w:rPr>
             <w:rStyle w:val="Hyperlink"/>
@@ -7088,7 +7088,7 @@
         </w:rPr>
         <w:t xml:space="preserve">出處：</w:t>
       </w:r>
-      <w:hyperlink w:history="1" r:id="rIdju8yxyohwkyzaeqbpux50">
+      <w:hyperlink w:history="1" r:id="rIdh80ukowvucn7pxngj2zy6">
         <w:r>
           <w:rPr>
             <w:rStyle w:val="Hyperlink"/>
@@ -7164,7 +7164,7 @@
         </w:rPr>
         <w:t xml:space="preserve">出處：</w:t>
       </w:r>
-      <w:hyperlink w:history="1" r:id="rId92kelw2azbf98lnj1vc92">
+      <w:hyperlink w:history="1" r:id="rIdhuwqecynitnvr0dnbcohx">
         <w:r>
           <w:rPr>
             <w:rStyle w:val="Hyperlink"/>
@@ -7240,7 +7240,7 @@
         </w:rPr>
         <w:t xml:space="preserve">出處：</w:t>
       </w:r>
-      <w:hyperlink w:history="1" r:id="rIdnsyeu4hkjjt-qb2-wygkz">
+      <w:hyperlink w:history="1" r:id="rIdql4fxmvczd_qel81hle0i">
         <w:r>
           <w:rPr>
             <w:rStyle w:val="Hyperlink"/>
@@ -7316,7 +7316,7 @@
         </w:rPr>
         <w:t xml:space="preserve">出處：</w:t>
       </w:r>
-      <w:hyperlink w:history="1" r:id="rIdod4ubvuxm7e0e4ruaurlc">
+      <w:hyperlink w:history="1" r:id="rId260lsra_x9pcl8khbxkum">
         <w:r>
           <w:rPr>
             <w:rStyle w:val="Hyperlink"/>
@@ -7392,7 +7392,7 @@
         </w:rPr>
         <w:t xml:space="preserve">出處：</w:t>
       </w:r>
-      <w:hyperlink w:history="1" r:id="rId6jhi14k-uqzc_8ztwykhu">
+      <w:hyperlink w:history="1" r:id="rIdbnbnev0tbr5yhqj0n-rc2">
         <w:r>
           <w:rPr>
             <w:rStyle w:val="Hyperlink"/>
@@ -7468,7 +7468,7 @@
         </w:rPr>
         <w:t xml:space="preserve">出處：</w:t>
       </w:r>
-      <w:hyperlink w:history="1" r:id="rIdrdm5hwxxu4h9rrpqeapzf">
+      <w:hyperlink w:history="1" r:id="rIdbygpnguqq2j71a7zrafhp">
         <w:r>
           <w:rPr>
             <w:rStyle w:val="Hyperlink"/>
@@ -7544,7 +7544,7 @@
         </w:rPr>
         <w:t xml:space="preserve">出處：</w:t>
       </w:r>
-      <w:hyperlink w:history="1" r:id="rIdoggw3wptttjbpw5guzih_">
+      <w:hyperlink w:history="1" r:id="rIdgn9tufbqzg_wzdidiruly">
         <w:r>
           <w:rPr>
             <w:rStyle w:val="Hyperlink"/>
@@ -7620,7 +7620,7 @@
         </w:rPr>
         <w:t xml:space="preserve">出處：</w:t>
       </w:r>
-      <w:hyperlink w:history="1" r:id="rIdaagstf3rivqledzp8lpg9">
+      <w:hyperlink w:history="1" r:id="rId3en11mda9xzjndzlyokvo">
         <w:r>
           <w:rPr>
             <w:rStyle w:val="Hyperlink"/>
@@ -7712,7 +7712,7 @@
         </w:rPr>
         <w:t xml:space="preserve">出處：</w:t>
       </w:r>
-      <w:hyperlink w:history="1" r:id="rIdhzp7h2l1jjc9nbvakadwf">
+      <w:hyperlink w:history="1" r:id="rIdaonnkirv8e_-mqv-bdpe3">
         <w:r>
           <w:rPr>
             <w:rStyle w:val="Hyperlink"/>
@@ -7788,7 +7788,7 @@
         </w:rPr>
         <w:t xml:space="preserve">出處：</w:t>
       </w:r>
-      <w:hyperlink w:history="1" r:id="rIdlfifhk-7mpkxsoyhoedbv">
+      <w:hyperlink w:history="1" r:id="rIdpveei5ks_6jy6hgqdhxcp">
         <w:r>
           <w:rPr>
             <w:rStyle w:val="Hyperlink"/>
@@ -7864,7 +7864,7 @@
         </w:rPr>
         <w:t xml:space="preserve">出處：</w:t>
       </w:r>
-      <w:hyperlink w:history="1" r:id="rIdoyfal-rtb_ldnnx3d4kl2">
+      <w:hyperlink w:history="1" r:id="rIdxmecicjaypuxauhc6i46q">
         <w:r>
           <w:rPr>
             <w:rStyle w:val="Hyperlink"/>
@@ -7940,7 +7940,7 @@
         </w:rPr>
         <w:t xml:space="preserve">出處：</w:t>
       </w:r>
-      <w:hyperlink w:history="1" r:id="rIdrwtaq43oh5blenuhoxek5">
+      <w:hyperlink w:history="1" r:id="rId3k_qvzbl8iyfp3fs7se2y">
         <w:r>
           <w:rPr>
             <w:rStyle w:val="Hyperlink"/>
@@ -8016,7 +8016,7 @@
         </w:rPr>
         <w:t xml:space="preserve">出處：</w:t>
       </w:r>
-      <w:hyperlink w:history="1" r:id="rIddoosgsoa3hcztm4vg6ggr">
+      <w:hyperlink w:history="1" r:id="rId2wq2naip65blpb58rsvwz">
         <w:r>
           <w:rPr>
             <w:rStyle w:val="Hyperlink"/>
@@ -8092,7 +8092,7 @@
         </w:rPr>
         <w:t xml:space="preserve">出處：</w:t>
       </w:r>
-      <w:hyperlink w:history="1" r:id="rIdfumflqoo1frfowyhbmgqb">
+      <w:hyperlink w:history="1" r:id="rIdc6ob4rof8tqhrvczatvit">
         <w:r>
           <w:rPr>
             <w:rStyle w:val="Hyperlink"/>
@@ -8184,7 +8184,7 @@
         </w:rPr>
         <w:t xml:space="preserve">出處：</w:t>
       </w:r>
-      <w:hyperlink w:history="1" r:id="rIdoftemzup8s-q_m5emplu-">
+      <w:hyperlink w:history="1" r:id="rIdi37vokrfdukfi1ewlzhqb">
         <w:r>
           <w:rPr>
             <w:rStyle w:val="Hyperlink"/>
@@ -8251,7 +8251,7 @@
         </w:rPr>
         <w:t xml:space="preserve">出處：</w:t>
       </w:r>
-      <w:hyperlink w:history="1" r:id="rIdfwzffibch2foy0oeszpmp">
+      <w:hyperlink w:history="1" r:id="rIdg0_q-cw0mtao2nhcfo2tn">
         <w:r>
           <w:rPr>
             <w:rStyle w:val="Hyperlink"/>
@@ -8327,7 +8327,7 @@
         </w:rPr>
         <w:t xml:space="preserve">出處：</w:t>
       </w:r>
-      <w:hyperlink w:history="1" r:id="rIdipcaihwl-upjgtcdqulbp">
+      <w:hyperlink w:history="1" r:id="rIdt8ntuccixbqwyj7jvldpe">
         <w:r>
           <w:rPr>
             <w:rStyle w:val="Hyperlink"/>
@@ -8394,7 +8394,7 @@
         </w:rPr>
         <w:t xml:space="preserve">出處：</w:t>
       </w:r>
-      <w:hyperlink w:history="1" r:id="rId7khmcx9dky05lfuxt9gd2">
+      <w:hyperlink w:history="1" r:id="rIdxgbic9schn1ciotgrx2ws">
         <w:r>
           <w:rPr>
             <w:rStyle w:val="Hyperlink"/>
@@ -8461,7 +8461,7 @@
         </w:rPr>
         <w:t xml:space="preserve">出處：</w:t>
       </w:r>
-      <w:hyperlink w:history="1" r:id="rIdnbdvyuh8ckczh6z8p7rro">
+      <w:hyperlink w:history="1" r:id="rId--uxgupfzoxzjrtpwebtc">
         <w:r>
           <w:rPr>
             <w:rStyle w:val="Hyperlink"/>
@@ -8528,7 +8528,7 @@
         </w:rPr>
         <w:t xml:space="preserve">出處：</w:t>
       </w:r>
-      <w:hyperlink w:history="1" r:id="rIdwhl447rzxtnuh9acfg61l">
+      <w:hyperlink w:history="1" r:id="rId_kwgozezeju3py6ajxan3">
         <w:r>
           <w:rPr>
             <w:rStyle w:val="Hyperlink"/>
@@ -8595,7 +8595,7 @@
         </w:rPr>
         <w:t xml:space="preserve">出處：</w:t>
       </w:r>
-      <w:hyperlink w:history="1" r:id="rId8_vnuhei7tj2ncvmkzeds">
+      <w:hyperlink w:history="1" r:id="rIdtjejvallnbwvrilxzwnjs">
         <w:r>
           <w:rPr>
             <w:rStyle w:val="Hyperlink"/>
@@ -8662,7 +8662,7 @@
         </w:rPr>
         <w:t xml:space="preserve">出處：</w:t>
       </w:r>
-      <w:hyperlink w:history="1" r:id="rId_esugxtypw7mjvshdu-5w">
+      <w:hyperlink w:history="1" r:id="rIdxcdzjdxn4eqppwh_q_la2">
         <w:r>
           <w:rPr>
             <w:rStyle w:val="Hyperlink"/>
@@ -8729,7 +8729,7 @@
         </w:rPr>
         <w:t xml:space="preserve">出處：</w:t>
       </w:r>
-      <w:hyperlink w:history="1" r:id="rIdhwgakgxwqh0mim9r4rzl8">
+      <w:hyperlink w:history="1" r:id="rIdoqtl7rsheddbf1xmdbwta">
         <w:r>
           <w:rPr>
             <w:rStyle w:val="Hyperlink"/>
@@ -8796,7 +8796,7 @@
         </w:rPr>
         <w:t xml:space="preserve">出處：</w:t>
       </w:r>
-      <w:hyperlink w:history="1" r:id="rIdavylaockndv8upkpdynin">
+      <w:hyperlink w:history="1" r:id="rIdwtuqrk-rtxvsckisa6voi">
         <w:r>
           <w:rPr>
             <w:rStyle w:val="Hyperlink"/>
@@ -8863,7 +8863,7 @@
         </w:rPr>
         <w:t xml:space="preserve">出處：</w:t>
       </w:r>
-      <w:hyperlink w:history="1" r:id="rIdrxkk0o24rjac7jcttx3em">
+      <w:hyperlink w:history="1" r:id="rId8rovlfdpdqpypu4qzevij">
         <w:r>
           <w:rPr>
             <w:rStyle w:val="Hyperlink"/>
@@ -8930,7 +8930,7 @@
         </w:rPr>
         <w:t xml:space="preserve">出處：</w:t>
       </w:r>
-      <w:hyperlink w:history="1" r:id="rIdjkepl0_o6r0gyhnmehj31">
+      <w:hyperlink w:history="1" r:id="rIdqzsdd31eafacmszqqzukv">
         <w:r>
           <w:rPr>
             <w:rStyle w:val="Hyperlink"/>
@@ -8997,7 +8997,7 @@
         </w:rPr>
         <w:t xml:space="preserve">出處：</w:t>
       </w:r>
-      <w:hyperlink w:history="1" r:id="rIdmjhhzamohcoc8nahakak6">
+      <w:hyperlink w:history="1" r:id="rIdw29jxz-86tplnqsho3vtn">
         <w:r>
           <w:rPr>
             <w:rStyle w:val="Hyperlink"/>
@@ -9064,7 +9064,7 @@
         </w:rPr>
         <w:t xml:space="preserve">出處：</w:t>
       </w:r>
-      <w:hyperlink w:history="1" r:id="rIdzjlawaswf4z6vumu3qz8i">
+      <w:hyperlink w:history="1" r:id="rIdgsgmizjvjscfd1vmfl9pa">
         <w:r>
           <w:rPr>
             <w:rStyle w:val="Hyperlink"/>
@@ -9131,7 +9131,7 @@
         </w:rPr>
         <w:t xml:space="preserve">出處：</w:t>
       </w:r>
-      <w:hyperlink w:history="1" r:id="rIdtrffbwouyuqsau7zz8dox">
+      <w:hyperlink w:history="1" r:id="rIdo_ytf5es6r5zkdq--u9oo">
         <w:r>
           <w:rPr>
             <w:rStyle w:val="Hyperlink"/>
@@ -9198,7 +9198,7 @@
         </w:rPr>
         <w:t xml:space="preserve">出處：</w:t>
       </w:r>
-      <w:hyperlink w:history="1" r:id="rId7smqzp4fx05yztenbalhk">
+      <w:hyperlink w:history="1" r:id="rIdkii-p64sl6h3sld97z9d8">
         <w:r>
           <w:rPr>
             <w:rStyle w:val="Hyperlink"/>
@@ -9274,7 +9274,7 @@
         </w:rPr>
         <w:t xml:space="preserve">出處：</w:t>
       </w:r>
-      <w:hyperlink w:history="1" r:id="rIdhpcclemmcwweqy3dltg49">
+      <w:hyperlink w:history="1" r:id="rIdnlm8tvd9uxnykduyomubb">
         <w:r>
           <w:rPr>
             <w:rStyle w:val="Hyperlink"/>
@@ -9350,7 +9350,7 @@
         </w:rPr>
         <w:t xml:space="preserve">出處：</w:t>
       </w:r>
-      <w:hyperlink w:history="1" r:id="rIdtkg6u0mno0pzc4kinto19">
+      <w:hyperlink w:history="1" r:id="rIdj62een1sglihsrc2jnew8">
         <w:r>
           <w:rPr>
             <w:rStyle w:val="Hyperlink"/>
@@ -9426,7 +9426,7 @@
         </w:rPr>
         <w:t xml:space="preserve">出處：</w:t>
       </w:r>
-      <w:hyperlink w:history="1" r:id="rId-rvfmflsoiqf4euihbiy2">
+      <w:hyperlink w:history="1" r:id="rIdqpbgezmg3s7v_dfu3olki">
         <w:r>
           <w:rPr>
             <w:rStyle w:val="Hyperlink"/>
@@ -9502,7 +9502,7 @@
         </w:rPr>
         <w:t xml:space="preserve">出處：</w:t>
       </w:r>
-      <w:hyperlink w:history="1" r:id="rIdc-lg_cuyblkx4zeirpdxk">
+      <w:hyperlink w:history="1" r:id="rIdhkl_kyik311b4i1xkhahl">
         <w:r>
           <w:rPr>
             <w:rStyle w:val="Hyperlink"/>
@@ -9578,7 +9578,7 @@
         </w:rPr>
         <w:t xml:space="preserve">出處：</w:t>
       </w:r>
-      <w:hyperlink w:history="1" r:id="rIds_ricfnokcf45vo7lgxgs">
+      <w:hyperlink w:history="1" r:id="rIdefb7myw2vm9498rnb14a6">
         <w:r>
           <w:rPr>
             <w:rStyle w:val="Hyperlink"/>
@@ -9654,7 +9654,7 @@
         </w:rPr>
         <w:t xml:space="preserve">出處：</w:t>
       </w:r>
-      <w:hyperlink w:history="1" r:id="rIdw5vvumoneo4axxan52j5i">
+      <w:hyperlink w:history="1" r:id="rIdewb55vves44losiujokon">
         <w:r>
           <w:rPr>
             <w:rStyle w:val="Hyperlink"/>
@@ -9730,7 +9730,7 @@
         </w:rPr>
         <w:t xml:space="preserve">出處：</w:t>
       </w:r>
-      <w:hyperlink w:history="1" r:id="rId5rnl8be2290hrdf2hip9f">
+      <w:hyperlink w:history="1" r:id="rId1jabajsnkduqjv2yowswu">
         <w:r>
           <w:rPr>
             <w:rStyle w:val="Hyperlink"/>
@@ -9806,7 +9806,7 @@
         </w:rPr>
         <w:t xml:space="preserve">出處：</w:t>
       </w:r>
-      <w:hyperlink w:history="1" r:id="rIdfyhm0-2rjtxcw7rwxw1q9">
+      <w:hyperlink w:history="1" r:id="rIdjxtyx5ir6og5hqqlqdk9b">
         <w:r>
           <w:rPr>
             <w:rStyle w:val="Hyperlink"/>
@@ -9882,7 +9882,7 @@
         </w:rPr>
         <w:t xml:space="preserve">出處：</w:t>
       </w:r>
-      <w:hyperlink w:history="1" r:id="rIdrv3rtkxrd-qcbosngf7hi">
+      <w:hyperlink w:history="1" r:id="rIdpmde55xqsrxni96gfngpv">
         <w:r>
           <w:rPr>
             <w:rStyle w:val="Hyperlink"/>
@@ -9958,7 +9958,7 @@
         </w:rPr>
         <w:t xml:space="preserve">出處：</w:t>
       </w:r>
-      <w:hyperlink w:history="1" r:id="rId5f2ntysvs_lstp3a26nyp">
+      <w:hyperlink w:history="1" r:id="rIdpzm-ej5drnfbcgo-4zqro">
         <w:r>
           <w:rPr>
             <w:rStyle w:val="Hyperlink"/>
@@ -10034,7 +10034,7 @@
         </w:rPr>
         <w:t xml:space="preserve">出處：</w:t>
       </w:r>
-      <w:hyperlink w:history="1" r:id="rIdgqzfxmdv1lrzzhpc8c2y1">
+      <w:hyperlink w:history="1" r:id="rId62qhw1oo2e_eiw-haep-0">
         <w:r>
           <w:rPr>
             <w:rStyle w:val="Hyperlink"/>
@@ -10110,7 +10110,7 @@
         </w:rPr>
         <w:t xml:space="preserve">出處：</w:t>
       </w:r>
-      <w:hyperlink w:history="1" r:id="rIddbpwy5mnfwhgksyk59fej">
+      <w:hyperlink w:history="1" r:id="rIdhonmyylzbvowpyjmxhfnx">
         <w:r>
           <w:rPr>
             <w:rStyle w:val="Hyperlink"/>
@@ -10186,7 +10186,7 @@
         </w:rPr>
         <w:t xml:space="preserve">出處：</w:t>
       </w:r>
-      <w:hyperlink w:history="1" r:id="rIdajnx9u0_xf-iih1mszwro">
+      <w:hyperlink w:history="1" r:id="rIdl2__wj0wrcmmswtbvko7e">
         <w:r>
           <w:rPr>
             <w:rStyle w:val="Hyperlink"/>
@@ -10262,7 +10262,7 @@
         </w:rPr>
         <w:t xml:space="preserve">出處：</w:t>
       </w:r>
-      <w:hyperlink w:history="1" r:id="rIdv3uficw5hlcofml5x34fs">
+      <w:hyperlink w:history="1" r:id="rId-3yzhiaufkox-x3v7-jgl">
         <w:r>
           <w:rPr>
             <w:rStyle w:val="Hyperlink"/>
@@ -10354,7 +10354,7 @@
         </w:rPr>
         <w:t xml:space="preserve">出處：</w:t>
       </w:r>
-      <w:hyperlink w:history="1" r:id="rIdxg7rg-5raj6mqcmbghmc_">
+      <w:hyperlink w:history="1" r:id="rIdylciu-9se5n2iopqs9kz0">
         <w:r>
           <w:rPr>
             <w:rStyle w:val="Hyperlink"/>
@@ -10430,7 +10430,7 @@
         </w:rPr>
         <w:t xml:space="preserve">出處：</w:t>
       </w:r>
-      <w:hyperlink w:history="1" r:id="rIdoainyljas-t-bnxm4g2mx">
+      <w:hyperlink w:history="1" r:id="rIdscrti7kbwpqcviuwnoyy9">
         <w:r>
           <w:rPr>
             <w:rStyle w:val="Hyperlink"/>
@@ -10506,7 +10506,7 @@
         </w:rPr>
         <w:t xml:space="preserve">出處：</w:t>
       </w:r>
-      <w:hyperlink w:history="1" r:id="rIddgvwiiluif3jw1d8wxmwx">
+      <w:hyperlink w:history="1" r:id="rId7dzvtp0jltgixfiflwkg2">
         <w:r>
           <w:rPr>
             <w:rStyle w:val="Hyperlink"/>
@@ -10582,7 +10582,7 @@
         </w:rPr>
         <w:t xml:space="preserve">出處：</w:t>
       </w:r>
-      <w:hyperlink w:history="1" r:id="rIdzfl170jginx6dxwp3vizd">
+      <w:hyperlink w:history="1" r:id="rIdvumnqe-r_kripzlczlv2e">
         <w:r>
           <w:rPr>
             <w:rStyle w:val="Hyperlink"/>
@@ -10658,7 +10658,7 @@
         </w:rPr>
         <w:t xml:space="preserve">出處：</w:t>
       </w:r>
-      <w:hyperlink w:history="1" r:id="rIdc3gjj8p_jzaewpp3zyo_b">
+      <w:hyperlink w:history="1" r:id="rIduyl-6jvfu6pa60t4pz5nh">
         <w:r>
           <w:rPr>
             <w:rStyle w:val="Hyperlink"/>
@@ -10734,7 +10734,7 @@
         </w:rPr>
         <w:t xml:space="preserve">出處：</w:t>
       </w:r>
-      <w:hyperlink w:history="1" r:id="rIdfveam2p8doukz-c937mus">
+      <w:hyperlink w:history="1" r:id="rIdzt-exvkfejuhqof7bzl90">
         <w:r>
           <w:rPr>
             <w:rStyle w:val="Hyperlink"/>
@@ -10810,7 +10810,7 @@
         </w:rPr>
         <w:t xml:space="preserve">出處：</w:t>
       </w:r>
-      <w:hyperlink w:history="1" r:id="rIdwf5origpww-ekzwu8jazs">
+      <w:hyperlink w:history="1" r:id="rId0d_46xpc8ylh_31wx4tsm">
         <w:r>
           <w:rPr>
             <w:rStyle w:val="Hyperlink"/>
@@ -10886,7 +10886,7 @@
         </w:rPr>
         <w:t xml:space="preserve">出處：</w:t>
       </w:r>
-      <w:hyperlink w:history="1" r:id="rIdw_svduz4zzkoc8g2zabnr">
+      <w:hyperlink w:history="1" r:id="rIdofbfifgc47qpq3fid3wyb">
         <w:r>
           <w:rPr>
             <w:rStyle w:val="Hyperlink"/>
@@ -10962,7 +10962,7 @@
         </w:rPr>
         <w:t xml:space="preserve">出處：</w:t>
       </w:r>
-      <w:hyperlink w:history="1" r:id="rIdqeueqc6tjxgqaeotifxpo">
+      <w:hyperlink w:history="1" r:id="rIdwbzyvfczrvhkgrbktv0cx">
         <w:r>
           <w:rPr>
             <w:rStyle w:val="Hyperlink"/>
@@ -11038,7 +11038,7 @@
         </w:rPr>
         <w:t xml:space="preserve">出處：</w:t>
       </w:r>
-      <w:hyperlink w:history="1" r:id="rIdmaj4rzfaqsez65hmw2w10">
+      <w:hyperlink w:history="1" r:id="rIdokulat4qnxkldoxkucc85">
         <w:r>
           <w:rPr>
             <w:rStyle w:val="Hyperlink"/>
@@ -11114,7 +11114,7 @@
         </w:rPr>
         <w:t xml:space="preserve">出處：</w:t>
       </w:r>
-      <w:hyperlink w:history="1" r:id="rId7lqxnxcz6wnbwqbuz6gjj">
+      <w:hyperlink w:history="1" r:id="rIdxps6-n0vnk6eplefe38y5">
         <w:r>
           <w:rPr>
             <w:rStyle w:val="Hyperlink"/>
@@ -11190,7 +11190,7 @@
         </w:rPr>
         <w:t xml:space="preserve">出處：</w:t>
       </w:r>
-      <w:hyperlink w:history="1" r:id="rIdf7qnvrz-5opencbiedyc_">
+      <w:hyperlink w:history="1" r:id="rIdksw75lc6uzdyxedpmvli3">
         <w:r>
           <w:rPr>
             <w:rStyle w:val="Hyperlink"/>
@@ -11282,7 +11282,7 @@
         </w:rPr>
         <w:t xml:space="preserve">出處：</w:t>
       </w:r>
-      <w:hyperlink w:history="1" r:id="rIdn2s-qnxdb2u3b6rahajkk">
+      <w:hyperlink w:history="1" r:id="rIdcjydxitvzackz8fv6icqy">
         <w:r>
           <w:rPr>
             <w:rStyle w:val="Hyperlink"/>
@@ -11358,7 +11358,7 @@
         </w:rPr>
         <w:t xml:space="preserve">出處：</w:t>
       </w:r>
-      <w:hyperlink w:history="1" r:id="rIdagr_ag610g4hylxwykiso">
+      <w:hyperlink w:history="1" r:id="rId89pfvhs_zeydilty0zow5">
         <w:r>
           <w:rPr>
             <w:rStyle w:val="Hyperlink"/>
@@ -11434,7 +11434,7 @@
         </w:rPr>
         <w:t xml:space="preserve">出處：</w:t>
       </w:r>
-      <w:hyperlink w:history="1" r:id="rIdj47rfyukw0p8rylntah6_">
+      <w:hyperlink w:history="1" r:id="rIdiclcks0pbbgmvxz6t-cb6">
         <w:r>
           <w:rPr>
             <w:rStyle w:val="Hyperlink"/>
@@ -11510,7 +11510,7 @@
         </w:rPr>
         <w:t xml:space="preserve">出處：</w:t>
       </w:r>
-      <w:hyperlink w:history="1" r:id="rIdh-askanvjhbhh4b9g01ek">
+      <w:hyperlink w:history="1" r:id="rIdytkeqvzxxehj7u-p6a4jn">
         <w:r>
           <w:rPr>
             <w:rStyle w:val="Hyperlink"/>
@@ -11586,7 +11586,7 @@
         </w:rPr>
         <w:t xml:space="preserve">出處：</w:t>
       </w:r>
-      <w:hyperlink w:history="1" r:id="rIdub8m2a1jhr8tak095dtgz">
+      <w:hyperlink w:history="1" r:id="rIdx1dneb5n5dj9ok4znie4j">
         <w:r>
           <w:rPr>
             <w:rStyle w:val="Hyperlink"/>
@@ -11662,7 +11662,7 @@
         </w:rPr>
         <w:t xml:space="preserve">出處：</w:t>
       </w:r>
-      <w:hyperlink w:history="1" r:id="rId5k2rvglmo72nwwwyieiyo">
+      <w:hyperlink w:history="1" r:id="rIdjplrnw8agktlklmtce6nn">
         <w:r>
           <w:rPr>
             <w:rStyle w:val="Hyperlink"/>
@@ -11738,7 +11738,7 @@
         </w:rPr>
         <w:t xml:space="preserve">出處：</w:t>
       </w:r>
-      <w:hyperlink w:history="1" r:id="rIdtyod56yibzvpfey2hejwq">
+      <w:hyperlink w:history="1" r:id="rIdhqgerdkm15tmucr4z6rza">
         <w:r>
           <w:rPr>
             <w:rStyle w:val="Hyperlink"/>
@@ -11814,7 +11814,7 @@
         </w:rPr>
         <w:t xml:space="preserve">出處：</w:t>
       </w:r>
-      <w:hyperlink w:history="1" r:id="rIdyt8vye8ddnsk43oagbmpt">
+      <w:hyperlink w:history="1" r:id="rIdvqouvyxsi_kaj_q635rhm">
         <w:r>
           <w:rPr>
             <w:rStyle w:val="Hyperlink"/>
@@ -11890,7 +11890,7 @@
         </w:rPr>
         <w:t xml:space="preserve">出處：</w:t>
       </w:r>
-      <w:hyperlink w:history="1" r:id="rIdrh3o24m_gz4xofbabvas8">
+      <w:hyperlink w:history="1" r:id="rIdd0dwni3dblxarrvher6du">
         <w:r>
           <w:rPr>
             <w:rStyle w:val="Hyperlink"/>
@@ -11966,7 +11966,7 @@
         </w:rPr>
         <w:t xml:space="preserve">出處：</w:t>
       </w:r>
-      <w:hyperlink w:history="1" r:id="rIdheln-yszbva7bnuz5zdm8">
+      <w:hyperlink w:history="1" r:id="rIdxr_vnxsdzsed4v6-u9uyt">
         <w:r>
           <w:rPr>
             <w:rStyle w:val="Hyperlink"/>
@@ -12042,7 +12042,7 @@
         </w:rPr>
         <w:t xml:space="preserve">出處：</w:t>
       </w:r>
-      <w:hyperlink w:history="1" r:id="rIdws3ow7fmqhoey8q1irlqe">
+      <w:hyperlink w:history="1" r:id="rIdj74uaphh5e1j0vsflbsxc">
         <w:r>
           <w:rPr>
             <w:rStyle w:val="Hyperlink"/>
@@ -12118,7 +12118,7 @@
         </w:rPr>
         <w:t xml:space="preserve">出處：</w:t>
       </w:r>
-      <w:hyperlink w:history="1" r:id="rIdtjkyvriz79ued8hrxq0vp">
+      <w:hyperlink w:history="1" r:id="rIdwe_dk6ouluvlyfk2hy5or">
         <w:r>
           <w:rPr>
             <w:rStyle w:val="Hyperlink"/>
@@ -12194,7 +12194,7 @@
         </w:rPr>
         <w:t xml:space="preserve">出處：</w:t>
       </w:r>
-      <w:hyperlink w:history="1" r:id="rIdamn87c_nni6a_g5mn_ohk">
+      <w:hyperlink w:history="1" r:id="rIdcntpzsdhrx2laavqopch-">
         <w:r>
           <w:rPr>
             <w:rStyle w:val="Hyperlink"/>
@@ -12270,7 +12270,7 @@
         </w:rPr>
         <w:t xml:space="preserve">出處：</w:t>
       </w:r>
-      <w:hyperlink w:history="1" r:id="rIdzzwaz2cknyywwqwlzlf9x">
+      <w:hyperlink w:history="1" r:id="rId0q4l03cgkkvfxclza0fh2">
         <w:r>
           <w:rPr>
             <w:rStyle w:val="Hyperlink"/>
@@ -12346,7 +12346,7 @@
         </w:rPr>
         <w:t xml:space="preserve">出處：</w:t>
       </w:r>
-      <w:hyperlink w:history="1" r:id="rIdq6hvp3yjqrk9nyodmpaoi">
+      <w:hyperlink w:history="1" r:id="rId5brbnejkxrm8lafprcug0">
         <w:r>
           <w:rPr>
             <w:rStyle w:val="Hyperlink"/>
@@ -12422,7 +12422,7 @@
         </w:rPr>
         <w:t xml:space="preserve">出處：</w:t>
       </w:r>
-      <w:hyperlink w:history="1" r:id="rIdrx0v87dgtlltn9zqfgk75">
+      <w:hyperlink w:history="1" r:id="rIdaaxkeyh2flf8uhdg2vuqx">
         <w:r>
           <w:rPr>
             <w:rStyle w:val="Hyperlink"/>
@@ -12498,7 +12498,7 @@
         </w:rPr>
         <w:t xml:space="preserve">出處：</w:t>
       </w:r>
-      <w:hyperlink w:history="1" r:id="rIddwteqdlt1_f4d3kpk3toz">
+      <w:hyperlink w:history="1" r:id="rId-qtpt7zdoqdllu51ttrmt">
         <w:r>
           <w:rPr>
             <w:rStyle w:val="Hyperlink"/>
@@ -12574,7 +12574,7 @@
         </w:rPr>
         <w:t xml:space="preserve">出處：</w:t>
       </w:r>
-      <w:hyperlink w:history="1" r:id="rIdnt6nvobcrpa-h_q-yo8fi">
+      <w:hyperlink w:history="1" r:id="rIdujr6y1dhdtat1z6bvywv4">
         <w:r>
           <w:rPr>
             <w:rStyle w:val="Hyperlink"/>
@@ -12650,7 +12650,7 @@
         </w:rPr>
         <w:t xml:space="preserve">出處：</w:t>
       </w:r>
-      <w:hyperlink w:history="1" r:id="rIdqfah1knrqynrazm4c6qpn">
+      <w:hyperlink w:history="1" r:id="rId4jbkeasuz2jxbj7gald9v">
         <w:r>
           <w:rPr>
             <w:rStyle w:val="Hyperlink"/>
@@ -12726,7 +12726,7 @@
         </w:rPr>
         <w:t xml:space="preserve">出處：</w:t>
       </w:r>
-      <w:hyperlink w:history="1" r:id="rIddhqn8a7g5k8zuos1glnzy">
+      <w:hyperlink w:history="1" r:id="rIdgqftgojnqagvxy5teupun">
         <w:r>
           <w:rPr>
             <w:rStyle w:val="Hyperlink"/>
@@ -12802,7 +12802,7 @@
         </w:rPr>
         <w:t xml:space="preserve">出處：</w:t>
       </w:r>
-      <w:hyperlink w:history="1" r:id="rIdp-riaoiymsyx8wa_rd9en">
+      <w:hyperlink w:history="1" r:id="rIdurr8ugosfcyw11chfblsy">
         <w:r>
           <w:rPr>
             <w:rStyle w:val="Hyperlink"/>
@@ -12878,7 +12878,7 @@
         </w:rPr>
         <w:t xml:space="preserve">出處：</w:t>
       </w:r>
-      <w:hyperlink w:history="1" r:id="rIdoouryth6adatyaxbky9ka">
+      <w:hyperlink w:history="1" r:id="rIdyza-cppegrvqjdmwekar4">
         <w:r>
           <w:rPr>
             <w:rStyle w:val="Hyperlink"/>
@@ -12954,7 +12954,7 @@
         </w:rPr>
         <w:t xml:space="preserve">出處：</w:t>
       </w:r>
-      <w:hyperlink w:history="1" r:id="rIdr6r8av9o-nkvaylnoqcoo">
+      <w:hyperlink w:history="1" r:id="rIdx71stleupcpzm9plu8dm6">
         <w:r>
           <w:rPr>
             <w:rStyle w:val="Hyperlink"/>
@@ -13030,7 +13030,7 @@
         </w:rPr>
         <w:t xml:space="preserve">出處：</w:t>
       </w:r>
-      <w:hyperlink w:history="1" r:id="rIdxd0-tvxnngb2indo2cpfa">
+      <w:hyperlink w:history="1" r:id="rIdvlgzeazlc0rnvsymacuvm">
         <w:r>
           <w:rPr>
             <w:rStyle w:val="Hyperlink"/>
@@ -13106,7 +13106,7 @@
         </w:rPr>
         <w:t xml:space="preserve">出處：</w:t>
       </w:r>
-      <w:hyperlink w:history="1" r:id="rIdnrkdabxlw51ti959t52ua">
+      <w:hyperlink w:history="1" r:id="rIdn-horthsg8xnwcp5bv67m">
         <w:r>
           <w:rPr>
             <w:rStyle w:val="Hyperlink"/>
@@ -13182,7 +13182,7 @@
         </w:rPr>
         <w:t xml:space="preserve">出處：</w:t>
       </w:r>
-      <w:hyperlink w:history="1" r:id="rIdvgwkr079r_5ikhtpz082f">
+      <w:hyperlink w:history="1" r:id="rIdv4n2bpmetnfblx5gqxbg1">
         <w:r>
           <w:rPr>
             <w:rStyle w:val="Hyperlink"/>
@@ -13258,7 +13258,7 @@
         </w:rPr>
         <w:t xml:space="preserve">出處：</w:t>
       </w:r>
-      <w:hyperlink w:history="1" r:id="rIdo-s8mngztwhtn1jqeore_">
+      <w:hyperlink w:history="1" r:id="rId2swhml1vvmftwlzhguiqo">
         <w:r>
           <w:rPr>
             <w:rStyle w:val="Hyperlink"/>
@@ -13334,7 +13334,7 @@
         </w:rPr>
         <w:t xml:space="preserve">出處：</w:t>
       </w:r>
-      <w:hyperlink w:history="1" r:id="rId5vecegfjmse69jjhi0459">
+      <w:hyperlink w:history="1" r:id="rIdif8ut1cbqp1y9_tbd65i0">
         <w:r>
           <w:rPr>
             <w:rStyle w:val="Hyperlink"/>
@@ -13426,7 +13426,7 @@
         </w:rPr>
         <w:t xml:space="preserve">出處：</w:t>
       </w:r>
-      <w:hyperlink w:history="1" r:id="rId73cps8brtlwhaiaakeoqj">
+      <w:hyperlink w:history="1" r:id="rIdm18yteus3icab88msfug9">
         <w:r>
           <w:rPr>
             <w:rStyle w:val="Hyperlink"/>
@@ -13502,7 +13502,7 @@
         </w:rPr>
         <w:t xml:space="preserve">出處：</w:t>
       </w:r>
-      <w:hyperlink w:history="1" r:id="rIdjwd1-ctx7kejdu0epeckc">
+      <w:hyperlink w:history="1" r:id="rIdnflhjbfulyrgoj_qyu7_c">
         <w:r>
           <w:rPr>
             <w:rStyle w:val="Hyperlink"/>
@@ -13578,7 +13578,7 @@
         </w:rPr>
         <w:t xml:space="preserve">出處：</w:t>
       </w:r>
-      <w:hyperlink w:history="1" r:id="rIdapvjj8cj7rwbsmmfrg5sv">
+      <w:hyperlink w:history="1" r:id="rIdb7-rjrxazoxuvq4yzuept">
         <w:r>
           <w:rPr>
             <w:rStyle w:val="Hyperlink"/>
@@ -13654,7 +13654,7 @@
         </w:rPr>
         <w:t xml:space="preserve">出處：</w:t>
       </w:r>
-      <w:hyperlink w:history="1" r:id="rId4ghucutyfqbuqat391elq">
+      <w:hyperlink w:history="1" r:id="rIdtwnldw5iyq57ixkdgx_dr">
         <w:r>
           <w:rPr>
             <w:rStyle w:val="Hyperlink"/>
@@ -13730,7 +13730,7 @@
         </w:rPr>
         <w:t xml:space="preserve">出處：</w:t>
       </w:r>
-      <w:hyperlink w:history="1" r:id="rIdd9bhtvdirlfu1orevs39l">
+      <w:hyperlink w:history="1" r:id="rIdj5fao1uqyrj9tkqinn8op">
         <w:r>
           <w:rPr>
             <w:rStyle w:val="Hyperlink"/>
@@ -13806,7 +13806,7 @@
         </w:rPr>
         <w:t xml:space="preserve">出處：</w:t>
       </w:r>
-      <w:hyperlink w:history="1" r:id="rIdqffyq4afogevqzmail_ky">
+      <w:hyperlink w:history="1" r:id="rIdk9xcbqhizivnznezssqbl">
         <w:r>
           <w:rPr>
             <w:rStyle w:val="Hyperlink"/>
@@ -13882,7 +13882,7 @@
         </w:rPr>
         <w:t xml:space="preserve">出處：</w:t>
       </w:r>
-      <w:hyperlink w:history="1" r:id="rIdf2fdnkazz00tmpiivq3t9">
+      <w:hyperlink w:history="1" r:id="rIdf2ehq4vmjn7npfqia2keb">
         <w:r>
           <w:rPr>
             <w:rStyle w:val="Hyperlink"/>
@@ -13958,7 +13958,7 @@
         </w:rPr>
         <w:t xml:space="preserve">出處：</w:t>
       </w:r>
-      <w:hyperlink w:history="1" r:id="rIdb89wlfyqn3v_ljdq4hvgx">
+      <w:hyperlink w:history="1" r:id="rIdmmnxhptaaczafymo62ugb">
         <w:r>
           <w:rPr>
             <w:rStyle w:val="Hyperlink"/>
@@ -14034,7 +14034,7 @@
         </w:rPr>
         <w:t xml:space="preserve">出處：</w:t>
       </w:r>
-      <w:hyperlink w:history="1" r:id="rIdbs4oh1_qveioap4tr7-cl">
+      <w:hyperlink w:history="1" r:id="rId-gn2r1qpgkxcat7_857r0">
         <w:r>
           <w:rPr>
             <w:rStyle w:val="Hyperlink"/>
@@ -14110,7 +14110,7 @@
         </w:rPr>
         <w:t xml:space="preserve">出處：</w:t>
       </w:r>
-      <w:hyperlink w:history="1" r:id="rIdaxs91bz7pv5kixdzyuoy2">
+      <w:hyperlink w:history="1" r:id="rId5zswywuinmjl7sj7wgld0">
         <w:r>
           <w:rPr>
             <w:rStyle w:val="Hyperlink"/>
@@ -14186,7 +14186,7 @@
         </w:rPr>
         <w:t xml:space="preserve">出處：</w:t>
       </w:r>
-      <w:hyperlink w:history="1" r:id="rIdom0z2bjrbjmnhuokgkcal">
+      <w:hyperlink w:history="1" r:id="rIdpvusxyhwqux9re7mgzi5l">
         <w:r>
           <w:rPr>
             <w:rStyle w:val="Hyperlink"/>
@@ -14262,7 +14262,7 @@
         </w:rPr>
         <w:t xml:space="preserve">出處：</w:t>
       </w:r>
-      <w:hyperlink w:history="1" r:id="rId9tg1afwaoyhfe7qzn_f54">
+      <w:hyperlink w:history="1" r:id="rId5f_dzxepppm8rnu18ikvf">
         <w:r>
           <w:rPr>
             <w:rStyle w:val="Hyperlink"/>
@@ -14338,7 +14338,7 @@
         </w:rPr>
         <w:t xml:space="preserve">出處：</w:t>
       </w:r>
-      <w:hyperlink w:history="1" r:id="rIdmr7vmc33n9tytl_3pcvgz">
+      <w:hyperlink w:history="1" r:id="rId7fbxbrs7cnybm2knty3uo">
         <w:r>
           <w:rPr>
             <w:rStyle w:val="Hyperlink"/>
@@ -14430,7 +14430,7 @@
         </w:rPr>
         <w:t xml:space="preserve">出處：</w:t>
       </w:r>
-      <w:hyperlink w:history="1" r:id="rIdxgynxz_s-bhno7iclrxhn">
+      <w:hyperlink w:history="1" r:id="rIdl4qxuvkkgysor0fmfk2tr">
         <w:r>
           <w:rPr>
             <w:rStyle w:val="Hyperlink"/>
@@ -14506,7 +14506,7 @@
         </w:rPr>
         <w:t xml:space="preserve">出處：</w:t>
       </w:r>
-      <w:hyperlink w:history="1" r:id="rIdhn5tz7ad6-apfadzj1smy">
+      <w:hyperlink w:history="1" r:id="rIdmu4epazep5suzzploik8r">
         <w:r>
           <w:rPr>
             <w:rStyle w:val="Hyperlink"/>
@@ -14582,7 +14582,7 @@
         </w:rPr>
         <w:t xml:space="preserve">出處：</w:t>
       </w:r>
-      <w:hyperlink w:history="1" r:id="rIdnfhf09jah1-vzt-1fduc_">
+      <w:hyperlink w:history="1" r:id="rId3wtgvywwcbe_6jgcnada9">
         <w:r>
           <w:rPr>
             <w:rStyle w:val="Hyperlink"/>
@@ -14658,7 +14658,7 @@
         </w:rPr>
         <w:t xml:space="preserve">出處：</w:t>
       </w:r>
-      <w:hyperlink w:history="1" r:id="rIdfhzvfmhsza8jv9fb9gbba">
+      <w:hyperlink w:history="1" r:id="rIdm_mkumbnseafymzlmyvag">
         <w:r>
           <w:rPr>
             <w:rStyle w:val="Hyperlink"/>
@@ -14734,7 +14734,7 @@
         </w:rPr>
         <w:t xml:space="preserve">出處：</w:t>
       </w:r>
-      <w:hyperlink w:history="1" r:id="rIdq9k6f1plxrysjpcp46ev2">
+      <w:hyperlink w:history="1" r:id="rIdts-whyv0ssflddny85xtd">
         <w:r>
           <w:rPr>
             <w:rStyle w:val="Hyperlink"/>
@@ -14826,7 +14826,7 @@
         </w:rPr>
         <w:t xml:space="preserve">出處：</w:t>
       </w:r>
-      <w:hyperlink w:history="1" r:id="rId6zxbg_xzkpkb5zwkj9ntv">
+      <w:hyperlink w:history="1" r:id="rIdisvixrczwihmq9re-tmpe">
         <w:r>
           <w:rPr>
             <w:rStyle w:val="Hyperlink"/>
@@ -14902,7 +14902,7 @@
         </w:rPr>
         <w:t xml:space="preserve">出處：</w:t>
       </w:r>
-      <w:hyperlink w:history="1" r:id="rId7nu3ywl4srmqlghrjlckm">
+      <w:hyperlink w:history="1" r:id="rId7cexz5k7jldtqdqeiofoz">
         <w:r>
           <w:rPr>
             <w:rStyle w:val="Hyperlink"/>
@@ -14978,7 +14978,7 @@
         </w:rPr>
         <w:t xml:space="preserve">出處：</w:t>
       </w:r>
-      <w:hyperlink w:history="1" r:id="rIda5u7lyngarlwgzghwufbx">
+      <w:hyperlink w:history="1" r:id="rIdcfwvxlbqz9mmwtrdrfcri">
         <w:r>
           <w:rPr>
             <w:rStyle w:val="Hyperlink"/>
@@ -15054,7 +15054,7 @@
         </w:rPr>
         <w:t xml:space="preserve">出處：</w:t>
       </w:r>
-      <w:hyperlink w:history="1" r:id="rIdsuup5llpdfdelmzh78koc">
+      <w:hyperlink w:history="1" r:id="rIdhju3ju1mskfupnyub9xhi">
         <w:r>
           <w:rPr>
             <w:rStyle w:val="Hyperlink"/>
@@ -15130,7 +15130,7 @@
         </w:rPr>
         <w:t xml:space="preserve">出處：</w:t>
       </w:r>
-      <w:hyperlink w:history="1" r:id="rIdsupb3egaypyb7c8d1vpk0">
+      <w:hyperlink w:history="1" r:id="rIds40q2sazjn2yc-q-pucxx">
         <w:r>
           <w:rPr>
             <w:rStyle w:val="Hyperlink"/>
@@ -15206,7 +15206,7 @@
         </w:rPr>
         <w:t xml:space="preserve">出處：</w:t>
       </w:r>
-      <w:hyperlink w:history="1" r:id="rIdowtfvdv9k95f4mzkgbbic">
+      <w:hyperlink w:history="1" r:id="rIdd76231vuk8abtzhios8dm">
         <w:r>
           <w:rPr>
             <w:rStyle w:val="Hyperlink"/>
@@ -15273,7 +15273,7 @@
         </w:rPr>
         <w:t xml:space="preserve">出處：</w:t>
       </w:r>
-      <w:hyperlink w:history="1" r:id="rIdzct_fy3zbobpo6czcj3b1">
+      <w:hyperlink w:history="1" r:id="rIdusyzr3av6wcvwwqgeexx9">
         <w:r>
           <w:rPr>
             <w:rStyle w:val="Hyperlink"/>
@@ -15349,7 +15349,7 @@
         </w:rPr>
         <w:t xml:space="preserve">出處：</w:t>
       </w:r>
-      <w:hyperlink w:history="1" r:id="rIdltfwotmgqdjzp1npn4kax">
+      <w:hyperlink w:history="1" r:id="rIdtjalk4pv5hi1yqnzmusyg">
         <w:r>
           <w:rPr>
             <w:rStyle w:val="Hyperlink"/>
@@ -15425,7 +15425,7 @@
         </w:rPr>
         <w:t xml:space="preserve">出處：</w:t>
       </w:r>
-      <w:hyperlink w:history="1" r:id="rId2l5-wfinmg6lgzotdreg9">
+      <w:hyperlink w:history="1" r:id="rIdblaedyz4cq08uu_qehdvj">
         <w:r>
           <w:rPr>
             <w:rStyle w:val="Hyperlink"/>
@@ -15501,7 +15501,7 @@
         </w:rPr>
         <w:t xml:space="preserve">出處：</w:t>
       </w:r>
-      <w:hyperlink w:history="1" r:id="rIdbgrnnqujb1xmvlqdwjykn">
+      <w:hyperlink w:history="1" r:id="rIdi3itciybejzmxdbowgcvc">
         <w:r>
           <w:rPr>
             <w:rStyle w:val="Hyperlink"/>
@@ -15577,7 +15577,7 @@
         </w:rPr>
         <w:t xml:space="preserve">出處：</w:t>
       </w:r>
-      <w:hyperlink w:history="1" r:id="rId4ljfocf2ttwxtk14qse8e">
+      <w:hyperlink w:history="1" r:id="rIdcmcqv8b9ur1nzg-9jp75f">
         <w:r>
           <w:rPr>
             <w:rStyle w:val="Hyperlink"/>
@@ -15653,7 +15653,7 @@
         </w:rPr>
         <w:t xml:space="preserve">出處：</w:t>
       </w:r>
-      <w:hyperlink w:history="1" r:id="rIdrquga3ht6cy3jdn5fdfhs">
+      <w:hyperlink w:history="1" r:id="rIdvylutddz-zvxa9lzsvv0v">
         <w:r>
           <w:rPr>
             <w:rStyle w:val="Hyperlink"/>
@@ -15729,7 +15729,7 @@
         </w:rPr>
         <w:t xml:space="preserve">出處：</w:t>
       </w:r>
-      <w:hyperlink w:history="1" r:id="rIdppwqxmkv8exzzbll5n0h0">
+      <w:hyperlink w:history="1" r:id="rId7k3iyhcgpzcl1tkgmwtbm">
         <w:r>
           <w:rPr>
             <w:rStyle w:val="Hyperlink"/>
@@ -15805,7 +15805,7 @@
         </w:rPr>
         <w:t xml:space="preserve">出處：</w:t>
       </w:r>
-      <w:hyperlink w:history="1" r:id="rIdp2lei25xhhzmnpxc2hod5">
+      <w:hyperlink w:history="1" r:id="rIdayfc5jvo6exxqpdzofa0x">
         <w:r>
           <w:rPr>
             <w:rStyle w:val="Hyperlink"/>
@@ -15881,7 +15881,7 @@
         </w:rPr>
         <w:t xml:space="preserve">出處：</w:t>
       </w:r>
-      <w:hyperlink w:history="1" r:id="rIdenv0gubomomoveq33krm-">
+      <w:hyperlink w:history="1" r:id="rIdkl1lin5vrach28mjxrim4">
         <w:r>
           <w:rPr>
             <w:rStyle w:val="Hyperlink"/>
@@ -15957,7 +15957,7 @@
         </w:rPr>
         <w:t xml:space="preserve">出處：</w:t>
       </w:r>
-      <w:hyperlink w:history="1" r:id="rIdphjrr-ksajyv97evdwodp">
+      <w:hyperlink w:history="1" r:id="rIdnjoucyyesiucs7aaflfvg">
         <w:r>
           <w:rPr>
             <w:rStyle w:val="Hyperlink"/>
@@ -16033,7 +16033,7 @@
         </w:rPr>
         <w:t xml:space="preserve">出處：</w:t>
       </w:r>
-      <w:hyperlink w:history="1" r:id="rIde32v3qtyjhqddamwlo_cl">
+      <w:hyperlink w:history="1" r:id="rIdyjv5wtwu1xc-7mkhxa4ln">
         <w:r>
           <w:rPr>
             <w:rStyle w:val="Hyperlink"/>
@@ -16109,7 +16109,7 @@
         </w:rPr>
         <w:t xml:space="preserve">出處：</w:t>
       </w:r>
-      <w:hyperlink w:history="1" r:id="rIdv5qwkkey75tp6pxlf3xlb">
+      <w:hyperlink w:history="1" r:id="rId3omxrhhz3ttntrbymvkab">
         <w:r>
           <w:rPr>
             <w:rStyle w:val="Hyperlink"/>
@@ -16201,7 +16201,7 @@
         </w:rPr>
         <w:t xml:space="preserve">出處：</w:t>
       </w:r>
-      <w:hyperlink w:history="1" r:id="rIdjgnwes-fb34lfjkhmlsla">
+      <w:hyperlink w:history="1" r:id="rIdgxjx8jgfojvgxmzs9wb5n">
         <w:r>
           <w:rPr>
             <w:rStyle w:val="Hyperlink"/>
@@ -16277,7 +16277,7 @@
         </w:rPr>
         <w:t xml:space="preserve">出處：</w:t>
       </w:r>
-      <w:hyperlink w:history="1" r:id="rIdiaosg1mlpezf9dfqr327w">
+      <w:hyperlink w:history="1" r:id="rIduagk2ru1optn4cpku7_1k">
         <w:r>
           <w:rPr>
             <w:rStyle w:val="Hyperlink"/>
@@ -16353,7 +16353,7 @@
         </w:rPr>
         <w:t xml:space="preserve">出處：</w:t>
       </w:r>
-      <w:hyperlink w:history="1" r:id="rIdntd0fbn268hjllzri--m4">
+      <w:hyperlink w:history="1" r:id="rId3vxllincv4etbxfg_r42w">
         <w:r>
           <w:rPr>
             <w:rStyle w:val="Hyperlink"/>
@@ -16429,7 +16429,7 @@
         </w:rPr>
         <w:t xml:space="preserve">出處：</w:t>
       </w:r>
-      <w:hyperlink w:history="1" r:id="rIdbe9u8uqa6saq-sarvawyy">
+      <w:hyperlink w:history="1" r:id="rIdwxyhzj9qu8mnorehrj1kg">
         <w:r>
           <w:rPr>
             <w:rStyle w:val="Hyperlink"/>
@@ -16505,7 +16505,7 @@
         </w:rPr>
         <w:t xml:space="preserve">出處：</w:t>
       </w:r>
-      <w:hyperlink w:history="1" r:id="rIdsmvcu4dc0ywcpeytrf8xb">
+      <w:hyperlink w:history="1" r:id="rIdkr5c3lpuy9dhrycfitrtu">
         <w:r>
           <w:rPr>
             <w:rStyle w:val="Hyperlink"/>
@@ -16581,7 +16581,7 @@
         </w:rPr>
         <w:t xml:space="preserve">出處：</w:t>
       </w:r>
-      <w:hyperlink w:history="1" r:id="rIdmhujzkazp-ecmdv-sy0ub">
+      <w:hyperlink w:history="1" r:id="rId1df3urktprlrlkidd7md3">
         <w:r>
           <w:rPr>
             <w:rStyle w:val="Hyperlink"/>
@@ -16657,7 +16657,7 @@
         </w:rPr>
         <w:t xml:space="preserve">出處：</w:t>
       </w:r>
-      <w:hyperlink w:history="1" r:id="rIdb-gte3l0wh06ij1wraqg3">
+      <w:hyperlink w:history="1" r:id="rIdtdbpa2znlegp_o4n43fdl">
         <w:r>
           <w:rPr>
             <w:rStyle w:val="Hyperlink"/>
@@ -16733,7 +16733,7 @@
         </w:rPr>
         <w:t xml:space="preserve">出處：</w:t>
       </w:r>
-      <w:hyperlink w:history="1" r:id="rId1b10bgfefpafpi2bzqpc3">
+      <w:hyperlink w:history="1" r:id="rIdiwddr-zejbjbm2xdv_anc">
         <w:r>
           <w:rPr>
             <w:rStyle w:val="Hyperlink"/>
@@ -16809,7 +16809,7 @@
         </w:rPr>
         <w:t xml:space="preserve">出處：</w:t>
       </w:r>
-      <w:hyperlink w:history="1" r:id="rIdwqe3nuudcpodnvxww-lyr">
+      <w:hyperlink w:history="1" r:id="rIdrws12jnatcrvkxo6vlcav">
         <w:r>
           <w:rPr>
             <w:rStyle w:val="Hyperlink"/>
@@ -16885,7 +16885,7 @@
         </w:rPr>
         <w:t xml:space="preserve">出處：</w:t>
       </w:r>
-      <w:hyperlink w:history="1" r:id="rId7apqrrfnfn0d0zhaqvqn3">
+      <w:hyperlink w:history="1" r:id="rIdwfdclch-ybb1jgddjy23j">
         <w:r>
           <w:rPr>
             <w:rStyle w:val="Hyperlink"/>
@@ -16961,7 +16961,7 @@
         </w:rPr>
         <w:t xml:space="preserve">出處：</w:t>
       </w:r>
-      <w:hyperlink w:history="1" r:id="rIdpiu_2s_hu41qaztipo9bs">
+      <w:hyperlink w:history="1" r:id="rId5qtqss-c2uy1gk4g_afps">
         <w:r>
           <w:rPr>
             <w:rStyle w:val="Hyperlink"/>
@@ -17037,7 +17037,7 @@
         </w:rPr>
         <w:t xml:space="preserve">出處：</w:t>
       </w:r>
-      <w:hyperlink w:history="1" r:id="rId1svpvay1ih4lpkd2oa-vl">
+      <w:hyperlink w:history="1" r:id="rIdujwa_w9d9yxdyh7v0hq1q">
         <w:r>
           <w:rPr>
             <w:rStyle w:val="Hyperlink"/>
@@ -17113,7 +17113,7 @@
         </w:rPr>
         <w:t xml:space="preserve">出處：</w:t>
       </w:r>
-      <w:hyperlink w:history="1" r:id="rIdcbtgnwmh5cog3d6ixbzvh">
+      <w:hyperlink w:history="1" r:id="rIdspngigiogwf_hzxsobqzb">
         <w:r>
           <w:rPr>
             <w:rStyle w:val="Hyperlink"/>
@@ -17205,7 +17205,7 @@
         </w:rPr>
         <w:t xml:space="preserve">出處：</w:t>
       </w:r>
-      <w:hyperlink w:history="1" r:id="rIdbeqx24hu8itrim8eiyzi8">
+      <w:hyperlink w:history="1" r:id="rIdu90uh1s71w7fcegclr2p9">
         <w:r>
           <w:rPr>
             <w:rStyle w:val="Hyperlink"/>
@@ -17281,7 +17281,7 @@
         </w:rPr>
         <w:t xml:space="preserve">出處：</w:t>
       </w:r>
-      <w:hyperlink w:history="1" r:id="rIdxrbsybz5xywicoquhaupk">
+      <w:hyperlink w:history="1" r:id="rId9zgjjob059ikbkf3b0iy3">
         <w:r>
           <w:rPr>
             <w:rStyle w:val="Hyperlink"/>
